--- a/Dataset/generated_documents/maintenance/MNT_EVT-004.docx
+++ b/Dataset/generated_documents/maintenance/MNT_EVT-004.docx
@@ -37,7 +37,7 @@
           <w:b/>
           <w:sz w:val="32"/>
         </w:rPr>
-        <w:t>Corrective Maintenance Report</w:t>
+        <w:t>Emergency Maintenance Report</w:t>
       </w:r>
     </w:p>
     <w:p/>
@@ -77,7 +77,7 @@
           </w:tcPr>
           <w:p>
             <w:r>
-              <w:t>85F3273F</w:t>
+              <w:t>B2C2D91D</w:t>
             </w:r>
           </w:p>
         </w:tc>
@@ -209,7 +209,7 @@
           </w:tcPr>
           <w:p>
             <w:r>
-              <w:t>14-Jul-2026 20:10</w:t>
+              <w:t>15-Jul-2026 13:05</w:t>
             </w:r>
           </w:p>
         </w:tc>
@@ -619,11 +619,12 @@
     <w:p>
       <w:r>
         <w:br/>
-        <w:t>During routine plant operation, equipment</w:t>
+        <w:t>An unexpected equipment failure occurred on</w:t>
         <w:br/>
-        <w:t>P-101 (Feed Pump)</w:t>
+        <w:t>Feed Pump.</w:t>
         <w:br/>
-        <w:t>experienced the following issue:</w:t>
+        <w:br/>
+        <w:t>Observed Problem:</w:t>
         <w:br/>
         <w:br/>
         <w:t>Mechanical seal leakage</w:t>
@@ -641,22 +642,19 @@
     <w:p>
       <w:r>
         <w:br/>
-        <w:t>Inspection confirmed:</w:t>
+        <w:t>Inspection observations:</w:t>
         <w:br/>
         <w:br/>
-        <w:t>Failure Category :</w:t>
+        <w:t>Root Cause Category:</w:t>
+        <w:br/>
         <w:br/>
         <w:t>Mechanical</w:t>
         <w:br/>
         <w:br/>
-        <w:t>Severity :</w:t>
-        <w:br/>
-        <w:t>Low</w:t>
+        <w:t>Downtime:</w:t>
         <w:br/>
         <w:br/>
-        <w:t>Priority :</w:t>
-        <w:br/>
-        <w:t>Low</w:t>
+        <w:t>2 Hours</w:t>
         <w:br/>
       </w:r>
     </w:p>
@@ -671,16 +669,16 @@
     <w:p>
       <w:r>
         <w:br/>
-        <w:t>Maintenance team performed:</w:t>
+        <w:t>Emergency maintenance carried out.</w:t>
+        <w:br/>
+        <w:br/>
+        <w:t>Action Taken:</w:t>
         <w:br/>
         <w:br/>
         <w:t>Seal replaced</w:t>
         <w:br/>
         <w:br/>
-        <w:t>Equipment was tested after maintenance.</w:t>
-        <w:br/>
-        <w:br/>
-        <w:t>Performance restored successfully.</w:t>
+        <w:t>Equipment returned to service.</w:t>
         <w:br/>
       </w:r>
     </w:p>
@@ -707,7 +705,7 @@
     </w:p>
     <w:p>
       <w:r>
-        <w:t>Preventive maintenance interval should be reduced.</w:t>
+        <w:t>Recommend vibration monitoring during next inspection.</w:t>
       </w:r>
     </w:p>
     <w:p>
@@ -720,7 +718,7 @@
     </w:p>
     <w:p>
       <w:r>
-        <w:t>Area was barricaded before maintenance work.</w:t>
+        <w:t>All PPE requirements were complied with.</w:t>
       </w:r>
     </w:p>
     <w:p>
@@ -733,7 +731,7 @@
     </w:p>
     <w:p>
       <w:r>
-        <w:t>Hydraulic Jack</w:t>
+        <w:t>Pressure Gauge</w:t>
       </w:r>
     </w:p>
     <w:p>
@@ -1282,7 +1280,7 @@
     </w:p>
     <w:p>
       <w:r>
-        <w:t>Perform vibration analysis after one week.</w:t>
+        <w:t>Conduct thermography inspection next month.</w:t>
       </w:r>
     </w:p>
     <w:p/>
